--- a/docs/dev Bridge.docx
+++ b/docs/dev Bridge.docx
@@ -3363,11 +3363,11 @@
         </w:tabs>
       </w:pPr>
       <w:r>
-        <w:t>rank</w:t>
+        <w:t>opener</w:t>
       </w:r>
       <w:r>
         <w:tab/>
-        <w:t>rang d’une carte (As : maxi, 2 : mini)</w:t>
+        <w:t>ouvreur</w:t>
       </w:r>
     </w:p>
     <w:p>
@@ -3382,11 +3382,11 @@
         </w:tabs>
       </w:pPr>
       <w:r>
-        <w:t>slam</w:t>
+        <w:t>rank</w:t>
       </w:r>
       <w:r>
         <w:tab/>
-        <w:t>chelem</w:t>
+        <w:t>rang d’une carte (As : maxi, 2 : mini)</w:t>
       </w:r>
     </w:p>
     <w:p>
@@ -3401,11 +3401,11 @@
         </w:tabs>
       </w:pPr>
       <w:r>
-        <w:t>spade</w:t>
+        <w:t>slam</w:t>
       </w:r>
       <w:r>
         <w:tab/>
-        <w:t>pique</w:t>
+        <w:t>chelem</w:t>
       </w:r>
     </w:p>
     <w:p>
@@ -3420,11 +3420,49 @@
         </w:tabs>
       </w:pPr>
       <w:r>
+        <w:t>spade</w:t>
+      </w:r>
+      <w:r>
+        <w:tab/>
+        <w:t>pique</w:t>
+      </w:r>
+    </w:p>
+    <w:p>
+      <w:pPr>
+        <w:pStyle w:val="Paragraphedeliste"/>
+        <w:numPr>
+          <w:ilvl w:val="0"/>
+          <w:numId w:val="14"/>
+        </w:numPr>
+        <w:tabs>
+          <w:tab w:val="left" w:pos="3402"/>
+        </w:tabs>
+      </w:pPr>
+      <w:r>
         <w:t>suit</w:t>
       </w:r>
       <w:r>
         <w:tab/>
         <w:t>couleur (y compris sans atout)</w:t>
+      </w:r>
+    </w:p>
+    <w:p>
+      <w:pPr>
+        <w:pStyle w:val="Paragraphedeliste"/>
+        <w:numPr>
+          <w:ilvl w:val="0"/>
+          <w:numId w:val="14"/>
+        </w:numPr>
+        <w:tabs>
+          <w:tab w:val="left" w:pos="3402"/>
+        </w:tabs>
+      </w:pPr>
+      <w:r>
+        <w:t>take-out double</w:t>
+      </w:r>
+      <w:r>
+        <w:tab/>
+        <w:t>contre d’appel</w:t>
       </w:r>
     </w:p>
     <w:p>
